--- a/rapports/2026-06-06/EQ8/EQ8_sup_v2/DR_071202010023/74-04-39-48.docx
+++ b/rapports/2026-06-06/EQ8/EQ8_sup_v2/DR_071202010023/74-04-39-48.docx
@@ -297,7 +297,7 @@
           <w:color w:val="1F6FEB"/>
           <w:sz w:val="22"/>
         </w:rPr>
-        <w:t>⚠ INCOHÉRENCES À CORRIGER (49)</w:t>
+        <w:t>⚠ INCOHÉRENCES À CORRIGER (47)</w:t>
       </w:r>
     </w:p>
     <w:tbl>
@@ -755,7 +755,7 @@
                 <w:i w:val="0"/>
                 <w:sz w:val="17"/>
               </w:rPr>
-              <w:t>Incohérence!!! seulement les écoles privées paient les frais de scolarité (y compris les frais d'inscription).</w:t>
+              <w:t>Incohérent!! Le niveau d'instruction déclaré par l'un des enfants (Primaire) au niveau de la section 1 de MARIAMA DIOUF diffère de celui donné par MARIAMA DIOUF lui-même qui affirme ne pas avoir frequenté l'école formelle.</w:t>
             </w:r>
           </w:p>
         </w:tc>
@@ -878,7 +878,7 @@
                 <w:i w:val="0"/>
                 <w:sz w:val="16"/>
               </w:rPr>
-              <w:t>S02</w:t>
+              <w:t>S11</w:t>
               <w:br/>
             </w:r>
             <w:r>
@@ -888,7 +888,7 @@
                 <w:color w:val="64748B"/>
                 <w:sz w:val="14"/>
               </w:rPr>
-              <w:t>Éducation</w:t>
+              <w:t>Logement / cadre de vie</w:t>
             </w:r>
           </w:p>
         </w:tc>
@@ -935,7 +935,7 @@
                 <w:i w:val="0"/>
                 <w:sz w:val="17"/>
               </w:rPr>
-              <w:t>Incohérent!! Le niveau d'instruction déclaré par l'un des enfants (Primaire) au niveau de la section 1 de MARIAMA DIOUF diffère de celui donné par MARIAMA DIOUF lui-même qui affirme ne pas avoir frequenté l'école formelle.</w:t>
+              <w:t>Incoherence!! Le ménage a depensé .</w:t>
             </w:r>
           </w:p>
         </w:tc>
@@ -994,7 +994,7 @@
                 <w:color w:val="16A34A"/>
                 <w:sz w:val="16"/>
               </w:rPr>
-              <w:t>—</w:t>
+              <w:t>s01q29, s01q31, s04q24, s00q04, s11q21, s09fq03, s09fq011</w:t>
             </w:r>
           </w:p>
         </w:tc>
@@ -1025,7 +1025,7 @@
                 <w:i w:val="0"/>
                 <w:sz w:val="17"/>
               </w:rPr>
-              <w:t>Incoherence!! Le ménage a depensé .</w:t>
+              <w:t>FCFA dans Frais de connexion au réseau de distribution d'eau mais dit ne pas être connecté à un réseau d'eau courante, prière de corriger cette incoherenceAttention!!! Les ménages vivants dans un(e) Maison Basse à THIES Rural ont généralement comme principal matériau de construction le/la Ciment/Béton/Pierres de taille, mais celui du ménage de BABACAR SENE (Briques cuites) diffère de celui-ci.</w:t>
             </w:r>
           </w:p>
         </w:tc>
@@ -1040,10 +1040,10 @@
               <w:rPr>
                 <w:b/>
                 <w:i w:val="0"/>
-                <w:color w:val="DC2626"/>
+                <w:color w:val="EA580C"/>
                 <w:sz w:val="16"/>
               </w:rPr>
-              <w:t>Haute</w:t>
+              <w:t>Moyenne</w:t>
             </w:r>
           </w:p>
         </w:tc>
@@ -1058,7 +1058,7 @@
                 <w:i w:val="0"/>
                 <w:sz w:val="16"/>
               </w:rPr>
-              <w:t>S11</w:t>
+              <w:t>S00</w:t>
               <w:br/>
             </w:r>
             <w:r>
@@ -1068,7 +1068,7 @@
                 <w:color w:val="64748B"/>
                 <w:sz w:val="14"/>
               </w:rPr>
-              <w:t>Logement / cadre de vie</w:t>
+              <w:t>Identification</w:t>
             </w:r>
           </w:p>
         </w:tc>
@@ -1084,7 +1084,7 @@
                 <w:color w:val="16A34A"/>
                 <w:sz w:val="16"/>
               </w:rPr>
-              <w:t>s01q29, s01q31, s04q24, s00q04, s11q21, s09fq03, s09fq011</w:t>
+              <w:t>s00q27</w:t>
             </w:r>
           </w:p>
         </w:tc>
@@ -1115,7 +1115,7 @@
                 <w:i w:val="0"/>
                 <w:sz w:val="17"/>
               </w:rPr>
-              <w:t>FCFA dans Frais de connexion au réseau de distribution d'eau mais dit ne pas être connecté à un réseau d'eau courante, prière de corriger cette incoherenceAttention!!! Les ménages vivants dans un(e) Maison Basse à THIES Rural ont généralement comme principal matériau de construction le/la Ciment/Béton/Pierres de taille, mais celui du ménage de BABACAR SENE (Briques cuites) diffère de celui-ci.</w:t>
+              <w:t>Le questionnaire semble ne pas être complètement fini mais le questionnaire est en statut complet, prière de compléter le questionnaire.</w:t>
             </w:r>
           </w:p>
         </w:tc>
@@ -1174,7 +1174,7 @@
                 <w:color w:val="16A34A"/>
                 <w:sz w:val="16"/>
               </w:rPr>
-              <w:t>s00q27</w:t>
+              <w:t>—</w:t>
             </w:r>
           </w:p>
         </w:tc>
@@ -1205,7 +1205,7 @@
                 <w:i w:val="0"/>
                 <w:sz w:val="17"/>
               </w:rPr>
-              <w:t>Le questionnaire semble ne pas être complètement fini mais le questionnaire est en statut complet, prière de compléter le questionnaire.</w:t>
+              <w:t>L'adresse ou la localisation du ménage doit être bien renseignée, ne doit pas contenir des numéros de téléphone et elle semble courte pour être une adresse.</w:t>
             </w:r>
           </w:p>
         </w:tc>
@@ -1295,7 +1295,7 @@
                 <w:i w:val="0"/>
                 <w:sz w:val="17"/>
               </w:rPr>
-              <w:t>L'adresse ou la localisation du ménage doit être bien renseignée, ne doit pas contenir des numéros de téléphone et elle semble courte pour être une adresse.</w:t>
+              <w:t>Prière de renseigner la bonne adresse.</w:t>
             </w:r>
           </w:p>
         </w:tc>
@@ -1328,7 +1328,7 @@
                 <w:i w:val="0"/>
                 <w:sz w:val="16"/>
               </w:rPr>
-              <w:t>S00</w:t>
+              <w:t>S01</w:t>
               <w:br/>
             </w:r>
             <w:r>
@@ -1338,7 +1338,7 @@
                 <w:color w:val="64748B"/>
                 <w:sz w:val="14"/>
               </w:rPr>
-              <w:t>Identification</w:t>
+              <w:t>Démographie</w:t>
             </w:r>
           </w:p>
         </w:tc>
@@ -1354,7 +1354,7 @@
                 <w:color w:val="16A34A"/>
                 <w:sz w:val="16"/>
               </w:rPr>
-              <w:t>—</w:t>
+              <w:t>s01q10_1</w:t>
             </w:r>
           </w:p>
         </w:tc>
@@ -1385,7 +1385,7 @@
                 <w:i w:val="0"/>
                 <w:sz w:val="17"/>
               </w:rPr>
-              <w:t>Prière de renseigner la bonne adresse.</w:t>
+              <w:t>La taille du ménage lors de l'enquête principale (6) de ce ménage est inférieur à la taille du denombrement (7), prière de fournir des explications concrètes ou aller revisiter le ménage.</w:t>
             </w:r>
           </w:p>
         </w:tc>
@@ -1418,7 +1418,7 @@
                 <w:i w:val="0"/>
                 <w:sz w:val="16"/>
               </w:rPr>
-              <w:t>S01</w:t>
+              <w:t>S02</w:t>
               <w:br/>
             </w:r>
             <w:r>
@@ -1428,7 +1428,7 @@
                 <w:color w:val="64748B"/>
                 <w:sz w:val="14"/>
               </w:rPr>
-              <w:t>Démographie</w:t>
+              <w:t>Éducation</w:t>
             </w:r>
           </w:p>
         </w:tc>
@@ -1444,7 +1444,7 @@
                 <w:color w:val="16A34A"/>
                 <w:sz w:val="16"/>
               </w:rPr>
-              <w:t>s01q10_1</w:t>
+              <w:t>—</w:t>
             </w:r>
           </w:p>
         </w:tc>
@@ -1475,7 +1475,7 @@
                 <w:i w:val="0"/>
                 <w:sz w:val="17"/>
               </w:rPr>
-              <w:t>La taille du ménage lors de l'enquête principale (6) de ce ménage est inférieur à la taille du denombrement (7), prière de fournir des explications concrètes ou aller revisiter le ménage.</w:t>
+              <w:t>Attention!!! le montant payé pour les frais de scolarité ( 19500 FCFA) de MAME DIARA SENE  qui fréquente 5ème année de Primaire semble faible.</w:t>
             </w:r>
           </w:p>
         </w:tc>
@@ -1565,187 +1565,7 @@
                 <w:i w:val="0"/>
                 <w:sz w:val="17"/>
               </w:rPr>
-              <w:t>Attention!!! le montant payé pour les frais de scolarité ( 19500 FCFA) de MAME DIARA SENE  qui fréquente 5ème année de Primaire semble faible.</w:t>
-            </w:r>
-          </w:p>
-        </w:tc>
-      </w:tr>
-      <w:tr>
-        <w:tc>
-          <w:tcPr>
-            <w:tcW w:type="dxa" w:w="964"/>
-          </w:tcPr>
-          <w:p>
-            <w:r>
-              <w:rPr>
-                <w:b/>
-                <w:i w:val="0"/>
-                <w:color w:val="EA580C"/>
-                <w:sz w:val="16"/>
-              </w:rPr>
-              <w:t>Moyenne</w:t>
-            </w:r>
-          </w:p>
-        </w:tc>
-        <w:tc>
-          <w:tcPr>
-            <w:tcW w:type="dxa" w:w="1247"/>
-          </w:tcPr>
-          <w:p>
-            <w:r>
-              <w:rPr>
-                <w:b/>
-                <w:i w:val="0"/>
-                <w:sz w:val="16"/>
-              </w:rPr>
-              <w:t>S02</w:t>
-              <w:br/>
-            </w:r>
-            <w:r>
-              <w:rPr>
-                <w:b w:val="0"/>
-                <w:i w:val="0"/>
-                <w:color w:val="64748B"/>
-                <w:sz w:val="14"/>
-              </w:rPr>
-              <w:t>Éducation</w:t>
-            </w:r>
-          </w:p>
-        </w:tc>
-        <w:tc>
-          <w:tcPr>
-            <w:tcW w:type="dxa" w:w="1531"/>
-          </w:tcPr>
-          <w:p>
-            <w:r>
-              <w:rPr>
-                <w:b/>
-                <w:i w:val="0"/>
-                <w:color w:val="16A34A"/>
-                <w:sz w:val="16"/>
-              </w:rPr>
-              <w:t>—</w:t>
-            </w:r>
-          </w:p>
-        </w:tc>
-        <w:tc>
-          <w:tcPr>
-            <w:tcW w:type="dxa" w:w="1191"/>
-          </w:tcPr>
-          <w:p>
-            <w:r>
-              <w:rPr>
-                <w:b w:val="0"/>
-                <w:i w:val="0"/>
-                <w:color w:val="64748B"/>
-                <w:sz w:val="16"/>
-              </w:rPr>
-              <w:t>GT-CQ</w:t>
-            </w:r>
-          </w:p>
-        </w:tc>
-        <w:tc>
-          <w:tcPr>
-            <w:tcW w:type="dxa" w:w="4706"/>
-          </w:tcPr>
-          <w:p>
-            <w:r>
-              <w:rPr>
-                <w:b w:val="0"/>
-                <w:i w:val="0"/>
-                <w:sz w:val="17"/>
-              </w:rPr>
               <w:t>Veuillez verifier cette information auprès de l'enquêté ou confirmer avec le QG.</w:t>
-            </w:r>
-          </w:p>
-        </w:tc>
-      </w:tr>
-      <w:tr>
-        <w:tc>
-          <w:tcPr>
-            <w:tcW w:type="dxa" w:w="964"/>
-          </w:tcPr>
-          <w:p>
-            <w:r>
-              <w:rPr>
-                <w:b/>
-                <w:i w:val="0"/>
-                <w:color w:val="EA580C"/>
-                <w:sz w:val="16"/>
-              </w:rPr>
-              <w:t>Moyenne</w:t>
-            </w:r>
-          </w:p>
-        </w:tc>
-        <w:tc>
-          <w:tcPr>
-            <w:tcW w:type="dxa" w:w="1247"/>
-          </w:tcPr>
-          <w:p>
-            <w:r>
-              <w:rPr>
-                <w:b/>
-                <w:i w:val="0"/>
-                <w:sz w:val="16"/>
-              </w:rPr>
-              <w:t>S02</w:t>
-              <w:br/>
-            </w:r>
-            <w:r>
-              <w:rPr>
-                <w:b w:val="0"/>
-                <w:i w:val="0"/>
-                <w:color w:val="64748B"/>
-                <w:sz w:val="14"/>
-              </w:rPr>
-              <w:t>Éducation</w:t>
-            </w:r>
-          </w:p>
-        </w:tc>
-        <w:tc>
-          <w:tcPr>
-            <w:tcW w:type="dxa" w:w="1531"/>
-          </w:tcPr>
-          <w:p>
-            <w:r>
-              <w:rPr>
-                <w:b/>
-                <w:i w:val="0"/>
-                <w:color w:val="16A34A"/>
-                <w:sz w:val="16"/>
-              </w:rPr>
-              <w:t>—</w:t>
-            </w:r>
-          </w:p>
-        </w:tc>
-        <w:tc>
-          <w:tcPr>
-            <w:tcW w:type="dxa" w:w="1191"/>
-          </w:tcPr>
-          <w:p>
-            <w:r>
-              <w:rPr>
-                <w:b w:val="0"/>
-                <w:i w:val="0"/>
-                <w:color w:val="64748B"/>
-                <w:sz w:val="16"/>
-              </w:rPr>
-              <w:t>GT-CQ</w:t>
-            </w:r>
-          </w:p>
-        </w:tc>
-        <w:tc>
-          <w:tcPr>
-            <w:tcW w:type="dxa" w:w="4706"/>
-          </w:tcPr>
-          <w:p>
-            <w:r>
-              <w:rPr>
-                <w:b w:val="0"/>
-                <w:i w:val="0"/>
-                <w:sz w:val="17"/>
-              </w:rPr>
-              <w:t>veuillez, s'il vous plait, confirmer les frais de scolarité ( 5000 FCFA) payée de FATOU SENE avec le QG ou apporter les corrections nécessaires.</w:t>
             </w:r>
           </w:p>
         </w:tc>
